--- a/example_articles/countries/Spain/6.countries_Spain_Other_publisher.docx
+++ b/example_articles/countries/Spain/6.countries_Spain_Other_publisher.docx
@@ -7,7 +7,7 @@
         <w:pStyle w:val="Heading1"/>
       </w:pPr>
       <w:r>
-        <w:t>Expats shed light on lives after leaving US</w:t>
+        <w:t>JOE: THE MOVIE; DOCUMENTARY PAYS TRIBUTE TO A LIFELONG HOUSEROCKER</w:t>
       </w:r>
     </w:p>
     <w:p>
@@ -17,22 +17,22 @@
     </w:p>
     <w:p>
       <w:r>
-        <w:t>Date: 2020-11-04</w:t>
+        <w:t>Date: 2008-02-21</w:t>
       </w:r>
     </w:p>
     <w:p>
       <w:r>
-        <w:t>Section: NEWS; Pg. 1D</w:t>
+        <w:t>Section: ARTS &amp; ENTERTAINMENT; ON FILM; Pg. W-20</w:t>
       </w:r>
     </w:p>
     <w:p>
       <w:r>
-        <w:t>Source file: Other publishers/Files (500) (5).DOCX</w:t>
+        <w:t>Source file: Other publishers/Files (500) (20).DOCX</w:t>
       </w:r>
     </w:p>
     <w:p>
       <w:r>
-        <w:t>Raw locations result, 'locations': ['Spain']</w:t>
+        <w:t>Raw locations result, 'locations': ['Pennsylvania', 'New Jersey', 'Spain']</w:t>
       </w:r>
     </w:p>
     <w:p>
@@ -49,91 +49,65 @@
     </w:p>
     <w:p>
       <w:r>
-        <w:t>Some Americans have threatened to move to another country depending on the election outcome Tuesday, reminiscent of the dismay they felt after the 2016 presidential contest results.</w:t>
+        <w:t>Imagine this scenario: You're a dedicated, hard-working teacher dealing with students deemed "emotionally disturbed."</w:t>
         <w:br/>
-        <w:t>But not everyone ditched the USA as they claimed they would, including actor Samuel L. Jackson and comedian Jon Stewart. One sheriff in Ohio, Richard K. Jones, is already mocking celebrities who said they'd leave four years ago but didn't. Now he's offering a one-way ticket for them out of the country.</w:t>
+        <w:t>You walk into work one morning and tell your boss that you have an opportunity to work with The Boss, as in Bruce Springsteen. It may mean, of course, that you have to take off a few days here and there.</w:t>
         <w:br/>
-        <w:t>Still, record numbers of Americans have wanted to flee in the U.S. in recent years during President Donald Trump's administration, according to Gallup's World Poll in 2019. The 16% of Americans who said in 2017 and again in 2018 that they would like to permanently move to another country is higher than the average levels during either the George W. Bush (11%) or Barack Obama administrations (10%).</w:t>
+        <w:t>You might think that your boss, knowing you've been toiling away with a struggling music career for 20 years, would slap you on the back and say, "How much time do you need?"</w:t>
         <w:br/>
-        <w:t>The number of Americans, particularly young women, who say they desire to leave the U.S. permanently is on the rise. In fact, 40% of women younger than 30 say they would like to leave,  the study showed.</w:t>
+        <w:t>Instead, during the making of 1995's "American Babylon," a rare collaboration in Springsteen's career, Joe Grushecky got a scolding and a warning.</w:t>
         <w:br/>
-        <w:t>Maggie Fitzsimmons, 28, is one of those women. She moved to London in 2017 after living in New York City. She realized she felt most at home across the pond after traveling there for personal and business reasons.</w:t>
+        <w:t>"I got the toughest kids in the school, and here I have a chance to record with Bruce Springsteen, and they're threatening to fire me ... it was like a thing out of a movie, like 'Footloose' or something, 'No dancing in this town!' It was incomprehensible."</w:t>
         <w:br/>
-        <w:t>"It's been enlightening being here, especially during a time when there's turmoil in the U.S.," says Fitzsimmons, a client partner at a digital product company. "I have friends who've been exploring how to work from London temporarily, particularly citing the political turmoil and pandemic chaos."</w:t>
+        <w:t>That's just one of many revelations in the documentary "A Good Life: The Joe Grushecky Story" that exemplifies the life and career of a musician who never got the brass ring, despite having it within his fingertips.</w:t>
         <w:br/>
-        <w:t>Canada is a top desired destination for would-be emigrant Americans, Gallup said. In September, Google reported a spike in the number of searches for "How to apply for Canadian citizenship" in the U.S. following the first raucous presidential debate.</w:t>
+        <w:t>"A Good Life," a film directed by Jim Justice and Steve Caniff of the fledging Ohio company Flat Broke Productions, tracks Grushecky's career from the formation of the Brick Alley Band in the mid-'70s -- "the world's worst cover band," as Joe calls it -- through the ups and downs of the Iron City Houserockers to more recent triumphs such as the Flood Aid concert at Heinz Hall in 2004.</w:t>
         <w:br/>
-        <w:t>An estimated 9 million U.S. citizens live overseas as of 2019, according to the State Department.</w:t>
+        <w:t>They compiled plenty of vintage clips, including Houserockers footage from the Agora and on "Solid Gold," the cheesy video of "Pumping Iron," and Bruce and Joe sharing a mike at Nick's Fat City.</w:t>
         <w:br/>
-        <w:t>USA TODAY spoke with American expats who  took the plunge and left. Some fled  the political turmoil in the U.S. in recent years, while others moved abroad for new job opportunities. Or, they found love and got married.</w:t>
+        <w:t>We watch Brick Alley become the Iron City Houserockers, a working-class bar band so good it got a contract with MCA and a Greil Marcus review in Rolling Stone calling its debut "A new American classic." At one point, the band was even called "America's answer to the Clash."</w:t>
         <w:br/>
-        <w:t>Here are their stories:</w:t>
+        <w:t>Grushecky has some good stories about recording the band's second album, "Have a Good Time (But Get Out Alive)," including how the notes from a daylong writing session with Little Steven were saved from a New York City trash can.</w:t>
         <w:br/>
-        <w:t>Costa Rica</w:t>
+        <w:t>Steve Cropper, of Blues Brothers and Booker T and the MGs fame, who produced the third Houserockers record, "Blood on the Bricks," tells them, "Joe had all the ingredients, of Springsteen, of Rod Stewart. Who else can you name? He had it."</w:t>
         <w:br/>
-        <w:t>After retiring, Devon Austin, 70, and her husband left San Francisco for Costa Rica in summer 2016.</w:t>
+        <w:t>Sadly, MCA didn't know how to market the Houserockers -- "We were just off center from everything else," Grushecky says -- and the band's management was preoccupied with Meat Loaf (the singer, not the food), so the Houserockers split without ever getting to the level of the Heartbreakers or even Eddie Money.</w:t>
         <w:br/>
-        <w:t>Austin, who had worked as a client adviser for a global insurance broker, decided to take the plunge and left after the political turmoil became too much for them to bear, she says.</w:t>
+        <w:t>Once Grushecky moved on to a life as a father and teacher (now in the Sto-Rox district), music, he says, "wasn't the main reason for living anymore." But, Grushecky kept his hand in it as a solo artist while working a day job and then tutoring kids for their GEDs at night to support the family.</w:t>
         <w:br/>
-        <w:t>"The political situation in the U.S. got rough and racial situation became overwhelming," Austin says. "This isn't the America that I knew."</w:t>
+        <w:t>"A Good Life" shows how he has come to terms with his dreams and disappointments while still enjoying respect from a cult of fans and a late-career burst that includes his many collaborations with Springsteen.</w:t>
         <w:br/>
-        <w:t>The couple love living in Central America, not just for the unique culture but also for some of the cheaper housing and health insurance costs. As a retiree, the cost of living - about $2,000 a month - is cheaper than when she lived in the Bay Area, she says.</w:t>
+        <w:t>One of Grushecky's fans, California-based professional skateboarder and musician Mike Vallely, wonders how he's not more of a hero in his own hometown.</w:t>
         <w:br/>
-        <w:t>"If you have a way to make a living and you really just want to be in Costa Rica, I say still come," Austin says. "Everything is mostly open - you just have to wear a mask."</w:t>
+        <w:t>"I've been in Pittsburgh and seen him play and seen nobody at the show and been like, 'How could this town, how could these people not be rallying behind this guy?' He deserves so much more."</w:t>
         <w:br/>
-        <w:t>When they first moved to Costa Rica, they lived in  a small farming town. They rented a furnished three-bedroom home with two baths and a washer and dryer in a gated community for $800 a month. She paid $2,400 a month for a smaller home in Emeryville, California.</w:t>
+        <w:t>Of course, the reality for any aging musician is that the fans age along with them, and those old Houserockers fans, well, they met their wives at those bars and now they have families that keep them close to home at night.</w:t>
         <w:br/>
-        <w:t>They moved to Escazú this past summer, a ritzy city near the capital, San José, that provides more amenities and shopping options. They pay $1,200 for a smaller two-bedroom condo with two baths in a modern high-rise. It has a jacuzzi and laundry room, and it is within a few blocks of shopping.</w:t>
+        <w:t>Grushecky has managed to toil through this, as well, finding a steady gig on the Jersey shore and, even more surprisingly, in Spain, where there's a cult following for honest-to-goodness American bar rock.</w:t>
         <w:br/>
-        <w:t>The couple found health care was far cheaper than back home, which saves them hundreds if not thousands of dollars. They pay into the country's medical system as foreigners, which is based on their income. It costs them $84 a month for full medical coverage, but the government dropped it to just $11 during the pandemic, she says.</w:t>
+        <w:t>Grushecky will probably be playing it until he dies, and he deserves a place in Pittsburgh lore right along with Iron City, Primanti's and the Steelers.</w:t>
         <w:br/>
-        <w:t>Many expats, like Austin, opt for a mix of public insurance, or they self-insure through discount plans, switching between the two as needed.  "We have medical care just like in America, but for a fraction of the cost," Austin says. "Now we have the best of both worlds."</w:t>
+        <w:t>'A Good Life: The Joe Grushecky Story'</w:t>
         <w:br/>
-        <w:t>Canada</w:t>
+        <w:t>Critic's call: * * *</w:t>
         <w:br/>
-        <w:t>Martyn Jones has lived in Toronto since 2015. The content specialist in the office of communications at St. Michael's College at the University of Toronto  met his Canadian wife overseas in a graduate school program in Belgium.</w:t>
+        <w:t>Directors: Jim Justice and Steve Caniff.</w:t>
         <w:br/>
-        <w:t>Canada's single-payer health system has changed the way Jones approached his life after having a child, he says.</w:t>
+        <w:t>Details: It screens at the SouthSide Works Cinemas at 8 tonight. Tickets are $5.</w:t>
         <w:br/>
-        <w:t>"The pro-family policy in Canada makes it far easier to start a family," says Jones, who has a toddler. Their health care covered appointments with an expert team of midwives leading up to the due date. When his wife had a cesarean section, the couple got a private room for two nights, which cost  just $260.</w:t>
         <w:br/>
-        <w:t>Parents in Canada also are entitled to nearly a year of paid leave, he says.</w:t>
+        <w:t>Notes</w:t>
         <w:br/>
-        <w:t>Jones doesn't have plans on leaving Canada anytime soon.</w:t>
         <w:br/>
-        <w:t>"My wife, for her birthday as a teenager, was gifted grave plots by her grandmother," he says. "So we are basically as permanent as you can be."</w:t>
+        <w:t>WEEKEND MAG/ Scott Mervis can be reached at smervis@post-gazette.com or 412-263-2576.</w:t>
         <w:br/>
-        <w:t>Spain</w:t>
         <w:br/>
-        <w:t>Felicia Beltran of Minneapolis moved to Madrid on a whim in 2014 to teach English. She ended up getting married and plans to start a family here.</w:t>
+        <w:t>Graphic</w:t>
         <w:br/>
-        <w:t>Beltran, like the others, enjoys low health care costs, though she does face pricey rent for what she earns in Spain. She makes roughly 1,000 euros (a little more than $1,170) a month teaching English  for kindergarteners.</w:t>
         <w:br/>
-        <w:t>Her rent is 500 euros, or half her salary, for a two-bedroom apartment.</w:t>
+        <w:t xml:space="preserve"> </w:t>
         <w:br/>
-        <w:t>At first it seemed jarring compared with salaries in the U.S., though she quickly realized the cost of living, including groceries, utilities and transportation, was cheaper in Spain.</w:t>
-        <w:br/>
-        <w:t>"If you're working-class, anywhere you live you have to make sacrifices," Beltran says.</w:t>
-        <w:br/>
-        <w:t>To be sure, job prospects for Americans beyond teaching English are hard to come by, she says.</w:t>
-        <w:br/>
-        <w:t>"Careers are so valued to Americans. It's not worth it for some people knowing they'll be stuck in a job teaching English for a while," Beltran says. "What draws me to Spain is the quality of life. We consider Spain home and want to raise a family here."</w:t>
-        <w:br/>
-        <w:t>United Kingdom</w:t>
-        <w:br/>
-        <w:t>For Fitzsimmons, who now lives in London, finding housing in the city was a challenge as an American.</w:t>
-        <w:br/>
-        <w:t>"If you're new to the country and on a visa, they typically ask you to pay up to eight weeks of rent in advance, and some places make you pay up to a year," she says.</w:t>
-        <w:br/>
-        <w:t>Transportation on London's Tube, the public transport system, typically costs her about what she would pay in New York, but it can be slightly more expensive depending on how far she travels. Groceries, however, are much cheaper in London, Fitzsimmons says.</w:t>
-        <w:br/>
-        <w:t>Another bonus: Her employer covers her health care in full.</w:t>
-        <w:br/>
-        <w:t>"London salaries are generally lower than in New York and other big hubs in the U.S., but it makes up for it with health care being cheaper," Fitzsimmons says, who took a pay cut when she left New York.</w:t>
-        <w:br/>
-        <w:t>After three years, Fitzsimmons renewed her visa this past summer and plans to stay for the foreseeable future despite the pandemic.</w:t>
-        <w:br/>
-        <w:t>"The past three years just flew by," Fitzsimmons says. "I can't pick a place that draws to me more than London. Plus, my sister also just moved here. As of now, I'm planning to stay."</w:t>
+        <w:t>PHOTO: Joe Grushecky, circa 1984.</w:t>
       </w:r>
     </w:p>
     <w:sectPr>
